--- a/eng/docx/018.content.docx
+++ b/eng/docx/018.content.docx
@@ -218,24 +218,36 @@
         </w:rPr>
         <w:t xml:space="preserve"> is a name that people in </w:t>
       </w:r>
-      <w:r>
-        <w:rPr>
-          <w:lang w:val="en_US" w:bidi="en_US"/>
-        </w:rPr>
-        <w:t>Israel</w:t>
-      </w:r>
+      <w:hyperlink r:id="rId13">
+        <w:r>
+          <w:rPr>
+            <w:lang w:val="en_US" w:bidi="en_US"/>
+          </w:rPr>
+          <w:rPr>
+            <w:color w:val="0000EE"/>
+            <w:u w:val="single"/>
+          </w:rPr>
+          <w:t>Israel</w:t>
+        </w:r>
+      </w:hyperlink>
       <w:r>
         <w:rPr>
           <w:lang w:val="en_US" w:bidi="en_US"/>
         </w:rPr>
         <w:t xml:space="preserve"> gave a religious </w:t>
       </w:r>
-      <w:r>
-        <w:rPr>
-          <w:lang w:val="en_US" w:bidi="en_US"/>
-        </w:rPr>
-        <w:t>teacher</w:t>
-      </w:r>
+      <w:hyperlink r:id="rId14">
+        <w:r>
+          <w:rPr>
+            <w:lang w:val="en_US" w:bidi="en_US"/>
+          </w:rPr>
+          <w:rPr>
+            <w:color w:val="0000EE"/>
+            <w:u w:val="single"/>
+          </w:rPr>
+          <w:t>teacher</w:t>
+        </w:r>
+      </w:hyperlink>
       <w:r>
         <w:rPr>
           <w:lang w:val="en_US" w:bidi="en_US"/>
@@ -329,7 +341,7 @@
           <w:lang w:val="en_US" w:bidi="en_US"/>
         </w:rPr>
       </w:r>
-      <w:hyperlink r:id="rId13">
+      <w:hyperlink r:id="rId15">
         <w:r>
           <w:rPr>
             <w:lang w:val="en_US" w:bidi="en_US"/>
@@ -395,12 +407,18 @@
         </w:rPr>
         <w:t xml:space="preserve">When someone is a prisoner, or a </w:t>
       </w:r>
-      <w:r>
-        <w:rPr>
-          <w:lang w:val="en_US" w:bidi="en_US"/>
-        </w:rPr>
-        <w:t>slave</w:t>
-      </w:r>
+      <w:hyperlink r:id="rId16">
+        <w:r>
+          <w:rPr>
+            <w:lang w:val="en_US" w:bidi="en_US"/>
+          </w:rPr>
+          <w:rPr>
+            <w:color w:val="0000EE"/>
+            <w:u w:val="single"/>
+          </w:rPr>
+          <w:t>slave</w:t>
+        </w:r>
+      </w:hyperlink>
       <w:r>
         <w:rPr>
           <w:lang w:val="en_US" w:bidi="en_US"/>
@@ -434,12 +452,18 @@
         </w:rPr>
         <w:t xml:space="preserve">The Bible says that Jesus gave his life as a ransom for people. This means that people are like prisoners or slaves, and that Jesus paid something to free the people. Jesus did not buy the people free with money, but with his own life, which is much more precious. Jesus's death was the price that Jesus paid to free the people from </w:t>
       </w:r>
-      <w:r>
-        <w:rPr>
-          <w:lang w:val="en_US" w:bidi="en_US"/>
-        </w:rPr>
-        <w:t>sin</w:t>
-      </w:r>
+      <w:hyperlink r:id="rId17">
+        <w:r>
+          <w:rPr>
+            <w:lang w:val="en_US" w:bidi="en_US"/>
+          </w:rPr>
+          <w:rPr>
+            <w:color w:val="0000EE"/>
+            <w:u w:val="single"/>
+          </w:rPr>
+          <w:t>sin</w:t>
+        </w:r>
+      </w:hyperlink>
       <w:r>
         <w:rPr>
           <w:lang w:val="en_US" w:bidi="en_US"/>
@@ -504,7 +528,7 @@
           <w:lang w:val="en_US" w:bidi="en_US"/>
         </w:rPr>
       </w:r>
-      <w:hyperlink r:id="rId14">
+      <w:hyperlink r:id="rId18">
         <w:r>
           <w:rPr>
             <w:lang w:val="en_US" w:bidi="en_US"/>
@@ -669,7 +693,7 @@
           <w:lang w:val="en_US" w:bidi="en_US"/>
         </w:rPr>
       </w:r>
-      <w:hyperlink r:id="rId15">
+      <w:hyperlink r:id="rId19">
         <w:r>
           <w:rPr>
             <w:lang w:val="en_US" w:bidi="en_US"/>
@@ -735,12 +759,18 @@
         </w:rPr>
         <w:t xml:space="preserve">The Bible uses earthly words to talk about heavenly things. Earthly words and heavenly things do not fit together perfectly, but they give us a helpful picture of </w:t>
       </w:r>
-      <w:r>
-        <w:rPr>
-          <w:lang w:val="en_US" w:bidi="en_US"/>
-        </w:rPr>
-        <w:t>God</w:t>
-      </w:r>
+      <w:hyperlink r:id="rId20">
+        <w:r>
+          <w:rPr>
+            <w:lang w:val="en_US" w:bidi="en_US"/>
+          </w:rPr>
+          <w:rPr>
+            <w:color w:val="0000EE"/>
+            <w:u w:val="single"/>
+          </w:rPr>
+          <w:t>God</w:t>
+        </w:r>
+      </w:hyperlink>
       <w:r>
         <w:rPr>
           <w:lang w:val="en_US" w:bidi="en_US"/>
@@ -769,12 +799,18 @@
           <w:lang w:val="en_US" w:bidi="en_US"/>
         </w:rPr>
       </w:r>
-      <w:r>
-        <w:rPr>
-          <w:lang w:val="en_US" w:bidi="en_US"/>
-        </w:rPr>
-        <w:t>Slaves</w:t>
-      </w:r>
+      <w:hyperlink r:id="rId16">
+        <w:r>
+          <w:rPr>
+            <w:lang w:val="en_US" w:bidi="en_US"/>
+          </w:rPr>
+          <w:rPr>
+            <w:color w:val="0000EE"/>
+            <w:u w:val="single"/>
+          </w:rPr>
+          <w:t>Slaves</w:t>
+        </w:r>
+      </w:hyperlink>
       <w:r>
         <w:rPr>
           <w:lang w:val="en_US" w:bidi="en_US"/>
@@ -795,12 +831,18 @@
         </w:rPr>
         <w:t xml:space="preserve">Another example of redemption is that of a poor family who must sell their land for some reason. God had made a rule that land in Israel should always stay within the family. If a family was so poor that they had to sell a part of their land, then a relative should buy the land from them if possible. That way, the land stayed in the family. We say that the relative "redeemed" the land. People call this relative a "kinsman redeemer," or a relative who redeems. Sometimes a relative did not or could not buy or redeem the land. However, God had made a rule that in every 50th year—called the </w:t>
       </w:r>
-      <w:r>
-        <w:rPr>
-          <w:lang w:val="en_US" w:bidi="en_US"/>
-        </w:rPr>
-        <w:t>Year of Jubilee</w:t>
-      </w:r>
+      <w:hyperlink r:id="rId21">
+        <w:r>
+          <w:rPr>
+            <w:lang w:val="en_US" w:bidi="en_US"/>
+          </w:rPr>
+          <w:rPr>
+            <w:color w:val="0000EE"/>
+            <w:u w:val="single"/>
+          </w:rPr>
+          <w:t>Year of Jubilee</w:t>
+        </w:r>
+      </w:hyperlink>
       <w:r>
         <w:rPr>
           <w:lang w:val="en_US" w:bidi="en_US"/>
@@ -821,24 +863,36 @@
         </w:rPr>
         <w:t xml:space="preserve">The Bible uses the picture of buying someone free to describe what God has done for people. In the Old Testament, God freed the people of </w:t>
       </w:r>
-      <w:r>
-        <w:rPr>
-          <w:lang w:val="en_US" w:bidi="en_US"/>
-        </w:rPr>
-        <w:t>Israel</w:t>
-      </w:r>
+      <w:hyperlink r:id="rId13">
+        <w:r>
+          <w:rPr>
+            <w:lang w:val="en_US" w:bidi="en_US"/>
+          </w:rPr>
+          <w:rPr>
+            <w:color w:val="0000EE"/>
+            <w:u w:val="single"/>
+          </w:rPr>
+          <w:t>Israel</w:t>
+        </w:r>
+      </w:hyperlink>
       <w:r>
         <w:rPr>
           <w:lang w:val="en_US" w:bidi="en_US"/>
         </w:rPr>
         <w:t xml:space="preserve"> from slavery in Egypt. God did not pay the Egyptians anything in order to free the </w:t>
       </w:r>
-      <w:r>
-        <w:rPr>
-          <w:lang w:val="en_US" w:bidi="en_US"/>
-        </w:rPr>
-        <w:t>Israelites</w:t>
-      </w:r>
+      <w:hyperlink r:id="rId22">
+        <w:r>
+          <w:rPr>
+            <w:lang w:val="en_US" w:bidi="en_US"/>
+          </w:rPr>
+          <w:rPr>
+            <w:color w:val="0000EE"/>
+            <w:u w:val="single"/>
+          </w:rPr>
+          <w:t>Israelites</w:t>
+        </w:r>
+      </w:hyperlink>
       <w:r>
         <w:rPr>
           <w:lang w:val="en_US" w:bidi="en_US"/>
@@ -859,24 +913,36 @@
         </w:rPr>
         <w:t xml:space="preserve">In the New Testament, we learn that God has redeemed us, or freed us, from slavery to </w:t>
       </w:r>
-      <w:r>
-        <w:rPr>
-          <w:lang w:val="en_US" w:bidi="en_US"/>
-        </w:rPr>
-        <w:t>sin</w:t>
-      </w:r>
+      <w:hyperlink r:id="rId17">
+        <w:r>
+          <w:rPr>
+            <w:lang w:val="en_US" w:bidi="en_US"/>
+          </w:rPr>
+          <w:rPr>
+            <w:color w:val="0000EE"/>
+            <w:u w:val="single"/>
+          </w:rPr>
+          <w:t>sin</w:t>
+        </w:r>
+      </w:hyperlink>
       <w:r>
         <w:rPr>
           <w:lang w:val="en_US" w:bidi="en_US"/>
         </w:rPr>
         <w:t xml:space="preserve">. The idea of redemption, or God redeeming us, shows us what God has done. However, we should remember that God did not pay anyone anything for us. God does not need to pay someone something; God is powerful and mighty enough to save us. But God offered his Son in our place, like one offers payment, to make us free from slavery to sin and </w:t>
       </w:r>
-      <w:r>
-        <w:rPr>
-          <w:lang w:val="en_US" w:bidi="en_US"/>
-        </w:rPr>
-        <w:t>evil</w:t>
-      </w:r>
+      <w:hyperlink r:id="rId23">
+        <w:r>
+          <w:rPr>
+            <w:lang w:val="en_US" w:bidi="en_US"/>
+          </w:rPr>
+          <w:rPr>
+            <w:color w:val="0000EE"/>
+            <w:u w:val="single"/>
+          </w:rPr>
+          <w:t>evil</w:t>
+        </w:r>
+      </w:hyperlink>
       <w:r>
         <w:rPr>
           <w:lang w:val="en_US" w:bidi="en_US"/>
@@ -941,7 +1007,7 @@
           <w:lang w:val="en_US" w:bidi="en_US"/>
         </w:rPr>
       </w:r>
-      <w:hyperlink r:id="rId16">
+      <w:hyperlink r:id="rId24">
         <w:r>
           <w:rPr>
             <w:lang w:val="en_US" w:bidi="en_US"/>
@@ -1034,24 +1100,36 @@
         </w:rPr>
         <w:t xml:space="preserve">God tells the people that they have to repent of their </w:t>
       </w:r>
-      <w:r>
-        <w:rPr>
-          <w:lang w:val="en_US" w:bidi="en_US"/>
-        </w:rPr>
-        <w:t>sins</w:t>
-      </w:r>
+      <w:hyperlink r:id="rId17">
+        <w:r>
+          <w:rPr>
+            <w:lang w:val="en_US" w:bidi="en_US"/>
+          </w:rPr>
+          <w:rPr>
+            <w:color w:val="0000EE"/>
+            <w:u w:val="single"/>
+          </w:rPr>
+          <w:t>sins</w:t>
+        </w:r>
+      </w:hyperlink>
       <w:r>
         <w:rPr>
           <w:lang w:val="en_US" w:bidi="en_US"/>
         </w:rPr>
         <w:t xml:space="preserve">. When people repent, God </w:t>
       </w:r>
-      <w:r>
-        <w:rPr>
-          <w:lang w:val="en_US" w:bidi="en_US"/>
-        </w:rPr>
-        <w:t>forgives</w:t>
-      </w:r>
+      <w:hyperlink r:id="rId25">
+        <w:r>
+          <w:rPr>
+            <w:lang w:val="en_US" w:bidi="en_US"/>
+          </w:rPr>
+          <w:rPr>
+            <w:color w:val="0000EE"/>
+            <w:u w:val="single"/>
+          </w:rPr>
+          <w:t>forgives</w:t>
+        </w:r>
+      </w:hyperlink>
       <w:r>
         <w:rPr>
           <w:lang w:val="en_US" w:bidi="en_US"/>
@@ -1242,7 +1320,7 @@
           <w:lang w:val="en_US" w:bidi="en_US"/>
         </w:rPr>
       </w:r>
-      <w:hyperlink r:id="rId17">
+      <w:hyperlink r:id="rId26">
         <w:r>
           <w:rPr>
             <w:lang w:val="en_US" w:bidi="en_US"/>
@@ -1334,24 +1412,36 @@
         </w:rPr>
         <w:t xml:space="preserve">. Jesus became alive again as a whole person-with a body! He was not just a </w:t>
       </w:r>
-      <w:r>
-        <w:rPr>
-          <w:lang w:val="en_US" w:bidi="en_US"/>
-        </w:rPr>
-        <w:t>spirit</w:t>
-      </w:r>
+      <w:hyperlink r:id="rId27">
+        <w:r>
+          <w:rPr>
+            <w:lang w:val="en_US" w:bidi="en_US"/>
+          </w:rPr>
+          <w:rPr>
+            <w:color w:val="0000EE"/>
+            <w:u w:val="single"/>
+          </w:rPr>
+          <w:t>spirit</w:t>
+        </w:r>
+      </w:hyperlink>
       <w:r>
         <w:rPr>
           <w:lang w:val="en_US" w:bidi="en_US"/>
         </w:rPr>
         <w:t xml:space="preserve">, because people could touch Jesus. Jesus also ate with his </w:t>
       </w:r>
-      <w:r>
-        <w:rPr>
-          <w:lang w:val="en_US" w:bidi="en_US"/>
-        </w:rPr>
-        <w:t>disciples</w:t>
-      </w:r>
+      <w:hyperlink r:id="rId28">
+        <w:r>
+          <w:rPr>
+            <w:lang w:val="en_US" w:bidi="en_US"/>
+          </w:rPr>
+          <w:rPr>
+            <w:color w:val="0000EE"/>
+            <w:u w:val="single"/>
+          </w:rPr>
+          <w:t>disciples</w:t>
+        </w:r>
+      </w:hyperlink>
       <w:r>
         <w:rPr>
           <w:lang w:val="en_US" w:bidi="en_US"/>
@@ -1372,24 +1462,36 @@
         </w:rPr>
         <w:t xml:space="preserve">When Jesus will return to rule as </w:t>
       </w:r>
-      <w:r>
-        <w:rPr>
-          <w:lang w:val="en_US" w:bidi="en_US"/>
-        </w:rPr>
-        <w:t>king</w:t>
-      </w:r>
+      <w:hyperlink r:id="rId29">
+        <w:r>
+          <w:rPr>
+            <w:lang w:val="en_US" w:bidi="en_US"/>
+          </w:rPr>
+          <w:rPr>
+            <w:color w:val="0000EE"/>
+            <w:u w:val="single"/>
+          </w:rPr>
+          <w:t>king</w:t>
+        </w:r>
+      </w:hyperlink>
       <w:r>
         <w:rPr>
           <w:lang w:val="en_US" w:bidi="en_US"/>
         </w:rPr>
         <w:t xml:space="preserve"> forever, the people whom God has accepted will become alive again and receive a new body-a body that will never die again! This event is called the resurrection of the </w:t>
       </w:r>
-      <w:r>
-        <w:rPr>
-          <w:lang w:val="en_US" w:bidi="en_US"/>
-        </w:rPr>
-        <w:t>believers</w:t>
-      </w:r>
+      <w:hyperlink r:id="rId30">
+        <w:r>
+          <w:rPr>
+            <w:lang w:val="en_US" w:bidi="en_US"/>
+          </w:rPr>
+          <w:rPr>
+            <w:color w:val="0000EE"/>
+            <w:u w:val="single"/>
+          </w:rPr>
+          <w:t>believers</w:t>
+        </w:r>
+      </w:hyperlink>
       <w:r>
         <w:rPr>
           <w:lang w:val="en_US" w:bidi="en_US"/>
@@ -1454,7 +1556,7 @@
           <w:lang w:val="en_US" w:bidi="en_US"/>
         </w:rPr>
       </w:r>
-      <w:hyperlink r:id="rId18">
+      <w:hyperlink r:id="rId31">
         <w:r>
           <w:rPr>
             <w:lang w:val="en_US" w:bidi="en_US"/>
@@ -1635,7 +1737,7 @@
           <w:lang w:val="en_US" w:bidi="en_US"/>
         </w:rPr>
       </w:r>
-      <w:hyperlink r:id="rId19">
+      <w:hyperlink r:id="rId32">
         <w:r>
           <w:rPr>
             <w:lang w:val="en_US" w:bidi="en_US"/>
@@ -1714,12 +1816,18 @@
         </w:rPr>
         <w:t xml:space="preserve"> is behaving in the right way. </w:t>
       </w:r>
-      <w:r>
-        <w:rPr>
-          <w:lang w:val="en_US" w:bidi="en_US"/>
-        </w:rPr>
-        <w:t>God</w:t>
-      </w:r>
+      <w:hyperlink r:id="rId20">
+        <w:r>
+          <w:rPr>
+            <w:lang w:val="en_US" w:bidi="en_US"/>
+          </w:rPr>
+          <w:rPr>
+            <w:color w:val="0000EE"/>
+            <w:u w:val="single"/>
+          </w:rPr>
+          <w:t>God</w:t>
+        </w:r>
+      </w:hyperlink>
       <w:r>
         <w:rPr>
           <w:lang w:val="en_US" w:bidi="en_US"/>
@@ -1738,7 +1846,25 @@
         <w:rPr>
           <w:lang w:val="en_US" w:bidi="en_US"/>
         </w:rPr>
-        <w:t>God wants all people to be righteous. Only a righteous person can have a good relationship with God. People cannot become righteous on their own. The only way a person could become righteous on their own is if a person acted in a completely right and good way as God does, and we know people cannot do that! Instead, God causes people to be righteous when people trust in God.</w:t>
+        <w:t xml:space="preserve">God wants all people to be righteous. Only a righteous person can have a good </w:t>
+      </w:r>
+      <w:hyperlink r:id="rId33">
+        <w:r>
+          <w:rPr>
+            <w:lang w:val="en_US" w:bidi="en_US"/>
+          </w:rPr>
+          <w:rPr>
+            <w:color w:val="0000EE"/>
+            <w:u w:val="single"/>
+          </w:rPr>
+          <w:t>relationship</w:t>
+        </w:r>
+      </w:hyperlink>
+      <w:r>
+        <w:rPr>
+          <w:lang w:val="en_US" w:bidi="en_US"/>
+        </w:rPr>
+        <w:t xml:space="preserve"> with God. People cannot become righteous on their own. The only way a person could become righteous on their own is if a person acted in a completely right and good way as God does, and we know people cannot do that! Instead, God causes people to be righteous when people trust in God.</w:t>
       </w:r>
     </w:p>
     <w:p>
@@ -1754,24 +1880,36 @@
         </w:rPr>
         <w:t xml:space="preserve">The person who wants to obey God and wants to do things that please God is righteous, even though they may still make mistakes and unintentionally disobey God. A righteous person is sad when they discover that they have disobeyed God, and so that person </w:t>
       </w:r>
-      <w:r>
-        <w:rPr>
-          <w:lang w:val="en_US" w:bidi="en_US"/>
-        </w:rPr>
-        <w:t>repents</w:t>
-      </w:r>
+      <w:hyperlink r:id="rId34">
+        <w:r>
+          <w:rPr>
+            <w:lang w:val="en_US" w:bidi="en_US"/>
+          </w:rPr>
+          <w:rPr>
+            <w:color w:val="0000EE"/>
+            <w:u w:val="single"/>
+          </w:rPr>
+          <w:t>repents</w:t>
+        </w:r>
+      </w:hyperlink>
       <w:r>
         <w:rPr>
           <w:lang w:val="en_US" w:bidi="en_US"/>
         </w:rPr>
         <w:t xml:space="preserve">. God </w:t>
       </w:r>
-      <w:r>
-        <w:rPr>
-          <w:lang w:val="en_US" w:bidi="en_US"/>
-        </w:rPr>
-        <w:t>forgives</w:t>
-      </w:r>
+      <w:hyperlink r:id="rId25">
+        <w:r>
+          <w:rPr>
+            <w:lang w:val="en_US" w:bidi="en_US"/>
+          </w:rPr>
+          <w:rPr>
+            <w:color w:val="0000EE"/>
+            <w:u w:val="single"/>
+          </w:rPr>
+          <w:t>forgives</w:t>
+        </w:r>
+      </w:hyperlink>
       <w:r>
         <w:rPr>
           <w:lang w:val="en_US" w:bidi="en_US"/>
@@ -1806,24 +1944,36 @@
         </w:rPr>
         <w:t xml:space="preserve">When </w:t>
       </w:r>
-      <w:r>
-        <w:rPr>
-          <w:lang w:val="en_US" w:bidi="en_US"/>
-        </w:rPr>
-        <w:t>Abraham</w:t>
-      </w:r>
+      <w:hyperlink r:id="rId35">
+        <w:r>
+          <w:rPr>
+            <w:lang w:val="en_US" w:bidi="en_US"/>
+          </w:rPr>
+          <w:rPr>
+            <w:color w:val="0000EE"/>
+            <w:u w:val="single"/>
+          </w:rPr>
+          <w:t>Abraham</w:t>
+        </w:r>
+      </w:hyperlink>
       <w:r>
         <w:rPr>
           <w:lang w:val="en_US" w:bidi="en_US"/>
         </w:rPr>
         <w:t xml:space="preserve"> believed God's promise that Abraham would have many </w:t>
       </w:r>
-      <w:r>
-        <w:rPr>
-          <w:lang w:val="en_US" w:bidi="en_US"/>
-        </w:rPr>
-        <w:t>descendants</w:t>
-      </w:r>
+      <w:hyperlink r:id="rId36">
+        <w:r>
+          <w:rPr>
+            <w:lang w:val="en_US" w:bidi="en_US"/>
+          </w:rPr>
+          <w:rPr>
+            <w:color w:val="0000EE"/>
+            <w:u w:val="single"/>
+          </w:rPr>
+          <w:t>descendants</w:t>
+        </w:r>
+      </w:hyperlink>
       <w:r>
         <w:rPr>
           <w:lang w:val="en_US" w:bidi="en_US"/>
@@ -1844,12 +1994,18 @@
         </w:rPr>
         <w:t xml:space="preserve">This same kind of righteousness is available for people who </w:t>
       </w:r>
-      <w:r>
-        <w:rPr>
-          <w:lang w:val="en_US" w:bidi="en_US"/>
-        </w:rPr>
-        <w:t>believe</w:t>
-      </w:r>
+      <w:hyperlink r:id="rId37">
+        <w:r>
+          <w:rPr>
+            <w:lang w:val="en_US" w:bidi="en_US"/>
+          </w:rPr>
+          <w:rPr>
+            <w:color w:val="0000EE"/>
+            <w:u w:val="single"/>
+          </w:rPr>
+          <w:t>believe</w:t>
+        </w:r>
+      </w:hyperlink>
       <w:r>
         <w:rPr>
           <w:lang w:val="en_US" w:bidi="en_US"/>
@@ -1984,7 +2140,7 @@
           <w:lang w:val="en_US" w:bidi="en_US"/>
         </w:rPr>
       </w:r>
-      <w:hyperlink r:id="rId20">
+      <w:hyperlink r:id="rId38">
         <w:r>
           <w:rPr>
             <w:lang w:val="en_US" w:bidi="en_US"/>
@@ -2050,12 +2206,18 @@
         </w:rPr>
         <w:t xml:space="preserve">A </w:t>
       </w:r>
-      <w:r>
-        <w:rPr>
-          <w:lang w:val="en_US" w:bidi="en_US"/>
-        </w:rPr>
-        <w:t>cloak</w:t>
-      </w:r>
+      <w:hyperlink r:id="rId39">
+        <w:r>
+          <w:rPr>
+            <w:lang w:val="en_US" w:bidi="en_US"/>
+          </w:rPr>
+          <w:rPr>
+            <w:color w:val="0000EE"/>
+            <w:u w:val="single"/>
+          </w:rPr>
+          <w:t>cloak</w:t>
+        </w:r>
+      </w:hyperlink>
       <w:r>
         <w:rPr>
           <w:lang w:val="en_US" w:bidi="en_US"/>
@@ -2147,7 +2309,7 @@
           <w:lang w:val="en_US" w:bidi="en_US"/>
         </w:rPr>
       </w:r>
-      <w:hyperlink r:id="rId21">
+      <w:hyperlink r:id="rId40">
         <w:r>
           <w:rPr>
             <w:lang w:val="en_US" w:bidi="en_US"/>
